--- a/Cricbuzz_LiveStats_Project_Report.docx
+++ b/Cricbuzz_LiveStats_Project_Report.docx
@@ -131,7 +131,13 @@
               <w:rPr>
                 <w:b/>
               </w:rPr>
-              <w:t>🚀 Live Web Application</w:t>
+              <w:t>🚀</w:t>
+            </w:r>
+            <w:r>
+              <w:rPr>
+                <w:b/>
+              </w:rPr>
+              <w:t xml:space="preserve"> Live Web Application</w:t>
             </w:r>
           </w:p>
         </w:tc>
@@ -178,7 +184,13 @@
               <w:rPr>
                 <w:b/>
               </w:rPr>
-              <w:t>💻 GitHub Repository</w:t>
+              <w:t>💻</w:t>
+            </w:r>
+            <w:r>
+              <w:rPr>
+                <w:b/>
+              </w:rPr>
+              <w:t xml:space="preserve"> GitHub Repository</w:t>
             </w:r>
           </w:p>
         </w:tc>
@@ -230,7 +242,10 @@
         <w:spacing w:after="160"/>
       </w:pPr>
       <w:r>
-        <w:t>Cricbuzz LiveStats is an end-to-end interactive web application and relational data platform designed for cricket enthusiasts, sports analysts, and database learners. The application integrates real-time cricket data via the Cricbuzz RapidAPI with a robust local SQLite database (cricbuzz_analytics.db). Built on Streamlit with a custom Cricketing Turf Green design theme, Cricbuzz LiveStats offers detailed live match scorecards, series standings, player profile analytics, a full-fledged CRUD operations management center, and an interactive SQL Query Hub featuring 25 categorized practice queries.</w:t>
+        <w:t>Cricbuzz LiveStats is an end-to-end interactive web application and relational data platform designed for cricket enthusiasts, sports analysts, and database learners. The application integrates real-time cricket data via the Cricbuzz RapidAPI with a robust local SQLite database (cricbuzz_analytics.db). Built on Streamlit with a custom Cricketing Turf Green design theme, Cricbuzz LiveStats offers detailed live match scorecards, series standings, player profile analytics, a full-fledged CRUD operations manage</w:t>
+      </w:r>
+      <w:r>
+        <w:t>ment center, and an interactive SQL Query Hub featuring 25 categorized practice queries.</w:t>
       </w:r>
     </w:p>
     <w:p>
@@ -275,6 +290,8 @@
       </w:r>
       <w:r>
         <w:br/>
+      </w:r>
+      <w:r>
         <w:t>3. API Constraints: Public sports APIs often hit strict rate limits, causing dashboard breaking errors unless backed by clean fallback strategies.</w:t>
       </w:r>
     </w:p>
@@ -1327,7 +1344,23 @@
           <w:color w:val="1877F2"/>
           <w:sz w:val="28"/>
         </w:rPr>
-        <w:t>1. Live Scorecard (pages/1_📊_Live_Scorecard.py)</w:t>
+        <w:t>1. Live Scorecard (pages/1_</w:t>
+      </w:r>
+      <w:r>
+        <w:rPr>
+          <w:rFonts w:ascii="Calibri" w:hAnsi="Calibri"/>
+          <w:color w:val="1877F2"/>
+          <w:sz w:val="28"/>
+        </w:rPr>
+        <w:t>📊</w:t>
+      </w:r>
+      <w:r>
+        <w:rPr>
+          <w:rFonts w:ascii="Calibri" w:hAnsi="Calibri"/>
+          <w:color w:val="1877F2"/>
+          <w:sz w:val="28"/>
+        </w:rPr>
+        <w:t>_Live_Scorecard.py)</w:t>
       </w:r>
     </w:p>
     <w:p>
@@ -1349,7 +1382,23 @@
           <w:color w:val="1877F2"/>
           <w:sz w:val="28"/>
         </w:rPr>
-        <w:t>2. Series &amp; Venues (pages/2_🏆_Series_&amp;_Venues.py)</w:t>
+        <w:t>2. Series &amp; Venues (pages/2_</w:t>
+      </w:r>
+      <w:r>
+        <w:rPr>
+          <w:rFonts w:ascii="Calibri" w:hAnsi="Calibri"/>
+          <w:color w:val="1877F2"/>
+          <w:sz w:val="28"/>
+        </w:rPr>
+        <w:t>🏆</w:t>
+      </w:r>
+      <w:r>
+        <w:rPr>
+          <w:rFonts w:ascii="Calibri" w:hAnsi="Calibri"/>
+          <w:color w:val="1877F2"/>
+          <w:sz w:val="28"/>
+        </w:rPr>
+        <w:t>_Series_&amp;_Venues.py)</w:t>
       </w:r>
     </w:p>
     <w:p>
@@ -1372,7 +1421,23 @@
           <w:sz w:val="28"/>
         </w:rPr>
         <w:lastRenderedPageBreak/>
-        <w:t>3. Player Search (pages/3_👤_Player_Search.py)</w:t>
+        <w:t>3. Player Search (pages/3_</w:t>
+      </w:r>
+      <w:r>
+        <w:rPr>
+          <w:rFonts w:ascii="Calibri" w:hAnsi="Calibri"/>
+          <w:color w:val="1877F2"/>
+          <w:sz w:val="28"/>
+        </w:rPr>
+        <w:t>👤</w:t>
+      </w:r>
+      <w:r>
+        <w:rPr>
+          <w:rFonts w:ascii="Calibri" w:hAnsi="Calibri"/>
+          <w:color w:val="1877F2"/>
+          <w:sz w:val="28"/>
+        </w:rPr>
+        <w:t>_Player_Search.py)</w:t>
       </w:r>
     </w:p>
     <w:p>
@@ -1394,7 +1459,23 @@
           <w:color w:val="1877F2"/>
           <w:sz w:val="28"/>
         </w:rPr>
-        <w:t>4. SQL Query Hub (pages/4_💡_SQL_Query_Hub.py)</w:t>
+        <w:t>4. SQL Query Hub (pages/4_</w:t>
+      </w:r>
+      <w:r>
+        <w:rPr>
+          <w:rFonts w:ascii="Calibri" w:hAnsi="Calibri"/>
+          <w:color w:val="1877F2"/>
+          <w:sz w:val="28"/>
+        </w:rPr>
+        <w:t>💡</w:t>
+      </w:r>
+      <w:r>
+        <w:rPr>
+          <w:rFonts w:ascii="Calibri" w:hAnsi="Calibri"/>
+          <w:color w:val="1877F2"/>
+          <w:sz w:val="28"/>
+        </w:rPr>
+        <w:t>_SQL_Query_Hub.py)</w:t>
       </w:r>
     </w:p>
     <w:p>
@@ -1416,7 +1497,31 @@
           <w:color w:val="1877F2"/>
           <w:sz w:val="28"/>
         </w:rPr>
-        <w:t>5. CRUD Operations (pages/5_🛠️_CRUD_Operations.py)</w:t>
+        <w:t>5. CRUD Operations (pages/5_</w:t>
+      </w:r>
+      <w:r>
+        <w:rPr>
+          <w:rFonts w:ascii="Calibri" w:hAnsi="Calibri"/>
+          <w:color w:val="1877F2"/>
+          <w:sz w:val="28"/>
+        </w:rPr>
+        <w:t>🛠</w:t>
+      </w:r>
+      <w:r>
+        <w:rPr>
+          <w:rFonts w:ascii="Calibri" w:hAnsi="Calibri"/>
+          <w:color w:val="1877F2"/>
+          <w:sz w:val="28"/>
+        </w:rPr>
+        <w:t>️</w:t>
+      </w:r>
+      <w:r>
+        <w:rPr>
+          <w:rFonts w:ascii="Calibri" w:hAnsi="Calibri"/>
+          <w:color w:val="1877F2"/>
+          <w:sz w:val="28"/>
+        </w:rPr>
+        <w:t>_CRUD_Operations.py)</w:t>
       </w:r>
     </w:p>
     <w:p>
